--- a/submission_pack/STROBE_Checklist.docx
+++ b/submission_pack/STROBE_Checklist.docx
@@ -46,7 +46,7 @@
           <w:i/>
           <w:sz w:val="22"/>
         </w:rPr>
-        <w:t>Conserved nerve-injury-associated transcriptional response on the DRG–spinal axis: dorsal root ganglion analysis with spinal-cord localisation and honest repurposing null</w:t>
+        <w:t>Conserved nerve-injury-associated transcriptional response of the dorsal root ganglion: spinal-cord localisation and an honest repurposing null</w:t>
       </w:r>
     </w:p>
     <w:p>
@@ -1499,7 +1499,7 @@
                 <w:i w:val="0"/>
                 <w:sz w:val="18"/>
               </w:rPr>
-              <w:t>Addressed extensively. Single-cell pseudoreplication avoided (directional hints only, line 152); GSE265957 translatome measurement heterogeneity (lines 131, 140); ion channels undockable (line 155); bulk-tissue cellular locus of OXPHOS unresolved (line 44); human DRG not directly measured (line 115 area); 45.7% of the primary core is translatome-dependent (lines 44, 249); causal scope disclaimed (line 161).</w:t>
+              <w:t>Addressed extensively. Single-cell pseudoreplication avoided (directional hints only, Methods, Single-cell &amp; spatial localisation); GSE265957 translatome measurement heterogeneity and the 11.4% same-animal weight that makes the fixed-effect SE marginally anti-conservative (Methods, Meta-analysis); ion channels undockable (Methods, Structure-based repurposing); bulk-tissue cellular locus of OXPHOS unresolved (Results); human DRG not directly measured (Results, Hub localisation); the apparent 45.7% 'translatome-dependence' of core membership reframed as a threshold/concordance-count artefact (Methods, Meta-analysis); causal scope disclaimed (Methods, Statistical discipline).</w:t>
             </w:r>
           </w:p>
         </w:tc>

--- a/submission_pack/STROBE_Checklist.docx
+++ b/submission_pack/STROBE_Checklist.docx
@@ -124,6 +124,101 @@
           <w:sz w:val="22"/>
         </w:rPr>
         <w:t xml:space="preserve"> (n = 60 human plasma miRNA; lumbar surgery with a pain-outcome measure), which is an observational cohort with a pain phenotype. The remaining 11 GEO datasets are animal-model or in-vitro transcriptomes and are not primary human-observational studies; they are re-used here as external-mechanism consistency evidence, not as the STROBE-indexed cohort.</w:t>
+      </w:r>
+    </w:p>
+    <w:p>
+      <w:pPr>
+        <w:spacing w:before="0" w:after="40"/>
+      </w:pPr>
+      <w:r>
+        <w:rPr>
+          <w:rFonts w:ascii="Times New Roman" w:hAnsi="Times New Roman"/>
+          <w:b/>
+          <w:i w:val="0"/>
+          <w:sz w:val="22"/>
+        </w:rPr>
+        <w:t>STROBE-by-analogy note (applicability).</w:t>
+      </w:r>
+      <w:r>
+        <w:rPr>
+          <w:rFonts w:ascii="Times New Roman" w:hAnsi="Times New Roman"/>
+          <w:b w:val="0"/>
+          <w:i w:val="0"/>
+          <w:sz w:val="22"/>
+        </w:rPr>
+        <w:t xml:space="preserve"> STROBE 2007 was written for primary observational epidemiology; it is applied here </w:t>
+      </w:r>
+      <w:r>
+        <w:rPr>
+          <w:rFonts w:ascii="Times New Roman" w:hAnsi="Times New Roman"/>
+          <w:b w:val="0"/>
+          <w:i/>
+          <w:sz w:val="22"/>
+        </w:rPr>
+        <w:t>by analogy</w:t>
+      </w:r>
+      <w:r>
+        <w:rPr>
+          <w:rFonts w:ascii="Times New Roman" w:hAnsi="Times New Roman"/>
+          <w:b w:val="0"/>
+          <w:i w:val="0"/>
+          <w:sz w:val="22"/>
+        </w:rPr>
+        <w:t xml:space="preserve"> because the single human dataset (GSE158825) is an observational cohort and the reanalysis follows observational-reporting discipline (exposure/phenotype, bias, study size, statistics, limitations, interpretation). Items that concern the original study design, recruitment, setting, exposure ascertainment timing, and follow-up are </w:t>
+      </w:r>
+      <w:r>
+        <w:rPr>
+          <w:rFonts w:ascii="Times New Roman" w:hAnsi="Times New Roman"/>
+          <w:b/>
+          <w:i w:val="0"/>
+          <w:sz w:val="22"/>
+        </w:rPr>
+        <w:t>not under the control of this reanalysis</w:t>
+      </w:r>
+      <w:r>
+        <w:rPr>
+          <w:rFonts w:ascii="Times New Roman" w:hAnsi="Times New Roman"/>
+          <w:b w:val="0"/>
+          <w:i w:val="0"/>
+          <w:sz w:val="22"/>
+        </w:rPr>
+        <w:t xml:space="preserve"> and are marked </w:t>
+      </w:r>
+      <w:r>
+        <w:rPr>
+          <w:rFonts w:ascii="Times New Roman" w:hAnsi="Times New Roman"/>
+          <w:b/>
+          <w:i w:val="0"/>
+          <w:sz w:val="22"/>
+        </w:rPr>
+        <w:t>N/A (primary deposition)</w:t>
+      </w:r>
+      <w:r>
+        <w:rPr>
+          <w:rFonts w:ascii="Times New Roman" w:hAnsi="Times New Roman"/>
+          <w:b w:val="0"/>
+          <w:i w:val="0"/>
+          <w:sz w:val="22"/>
+        </w:rPr>
+        <w:t xml:space="preserve"> — the relevant design decisions reside in the original GEO depositions (GSE158825: IRB-approved, informed-consent documentation per the manuscript Ethics statement). All reporting-level items are addressed in the manuscript and cited by </w:t>
+      </w:r>
+      <w:r>
+        <w:rPr>
+          <w:rFonts w:ascii="Times New Roman" w:hAnsi="Times New Roman"/>
+          <w:b/>
+          <w:i w:val="0"/>
+          <w:sz w:val="22"/>
+        </w:rPr>
+        <w:t>section</w:t>
+      </w:r>
+      <w:r>
+        <w:rPr>
+          <w:rFonts w:ascii="Times New Roman" w:hAnsi="Times New Roman"/>
+          <w:b w:val="0"/>
+          <w:i w:val="0"/>
+          <w:sz w:val="22"/>
+        </w:rPr>
+        <w:t xml:space="preserve"> (layout-stable) rather than by line number.</w:t>
       </w:r>
     </w:p>
     <w:p>
@@ -383,7 +478,7 @@
                 <w:i w:val="0"/>
                 <w:sz w:val="18"/>
               </w:rPr>
-              <w:t xml:space="preserve"> name the design; the design is stated in the Abstract (Background/Methods: 12 GEO datasets → Stouffer meta → dual-ML hub ID → docking) and in the manuscript metadata (line 8). STROBE Item 1 is satisfied via the abstract and metadata rather than the title.</w:t>
+              <w:t xml:space="preserve"> name the design; the design is stated in the Abstract (Background/Methods: 12 GEO accessions → 5 studies/6 contrasts Stouffer meta → dual-ML hub ID → docking) and in the manuscript metadata. STROBE Item 1 is satisfied via the abstract and metadata rather than the title.</w:t>
             </w:r>
           </w:p>
         </w:tc>
@@ -445,7 +540,7 @@
                 <w:i w:val="0"/>
                 <w:sz w:val="18"/>
               </w:rPr>
-              <w:t>Addressed. Introduction/Abstract (lines 7–13, 38–43) state the gap: CPSP mechanisms remain unclear; no single transcriptome is decisive; a multi-dataset meta is required.</w:t>
+              <w:t>Addressed. Introduction states the gap: CPSP mechanisms remain unclear; no single transcriptome is decisive; a multi-dataset meta is required.</w:t>
             </w:r>
           </w:p>
         </w:tc>
@@ -507,7 +602,7 @@
                 <w:i w:val="0"/>
                 <w:sz w:val="18"/>
               </w:rPr>
-              <w:t>Addressed. Lines 38–43 and Methods (lines 129–162) state the objective: lock a DRG–spinal-axis transcriptome programme and rank repurposable targets via honest-null docking.</w:t>
+              <w:t>Addressed. Abstract and Methods (Meta-analysis; Dual-ML hub identification; Structure-based repurposing) state the objective: lock a DRG-centred nerve-injury transcriptome programme with spinal-cord localisation and rank repurposable targets via honest-null docking.</w:t>
             </w:r>
           </w:p>
         </w:tc>
@@ -569,7 +664,7 @@
                 <w:i w:val="0"/>
                 <w:sz w:val="18"/>
               </w:rPr>
-              <w:t>Addressed (reanalysis design). Methods — Meta-analysis (lines 131–140), Dual-ML (line 146), Human miRNA layer (line 149), Docking (line 155). Primary design = secondary reanalysis, not a new data collection.</w:t>
+              <w:t>Addressed (reanalysis design). Methods — Meta-analysis; Dual-ML hub identification; Human miRNA layer; Structure-based repurposing. Primary design = secondary reanalysis, not a new data collection.</w:t>
             </w:r>
           </w:p>
         </w:tc>
@@ -631,7 +726,7 @@
                 <w:i w:val="0"/>
                 <w:sz w:val="18"/>
               </w:rPr>
-              <w:t>N/A (primary deposition). GSE158825 was collected at the original depositing centre; see Ethics statement (line 164). Animal/in-vitro datasets: source labs per GEO. As a secondary in-silico reanalysis, the present work has no physical study site of its own — all processing was performed on public servers against de-identified GEO deposits — so this item is not applicable to the reanalysis and is marked N/A (primary deposition).</w:t>
+              <w:t>N/A (primary deposition). GSE158825 was collected at the original depositing centre; see Ethics statement. Animal/in-vitro datasets: source labs per GEO. As a secondary in-silico reanalysis, the present work has no physical study site of its own — all processing was performed on public servers against de-identified GEO deposits — so this item is not applicable to the reanalysis and is marked N/A (primary deposition).</w:t>
             </w:r>
           </w:p>
         </w:tc>
@@ -693,7 +788,7 @@
                 <w:i w:val="0"/>
                 <w:sz w:val="18"/>
               </w:rPr>
-              <w:t>Partial. The reanalysis inclusion rule is explicit: 12 GEO datasets decoded for species/model/tissue/true-grouping; two misclassifications corrected (GSE222979 miRNA, GSE306403 SH-SY5Y cell line) — Methods, Data curation (line 129). Human cohort eligibility itself: N/A (primary deposition, GSE158825 n = 60).</w:t>
+              <w:t>Partial. The reanalysis inclusion rule is explicit: 12 GEO datasets decoded for species/model/tissue/true-grouping; two misclassifications corrected (GSE222979 miRNA, GSE306403 SH-SY5Y cell line) — Methods, Data curation. Human cohort eligibility itself: N/A (primary deposition, GSE158825 n = 60).</w:t>
             </w:r>
           </w:p>
         </w:tc>
@@ -755,7 +850,7 @@
                 <w:i w:val="0"/>
                 <w:sz w:val="18"/>
               </w:rPr>
-              <w:t>Addressed. Outcome/phenotype variables: pain phenotype in GSE158825 (line 149); molecular variables: per-contrast log₂FC, Welch t/Z, meta_Z, consistency, set-level q, hub calls, docking AUC (Methods lines 131–155).</w:t>
+              <w:t>Addressed. Outcome/phenotype variables: pain phenotype in GSE158825 (Human miRNA layer); molecular variables: per-contrast log₂FC, Welch t/Z, meta_Z, consistency, set-level q, hub calls, docking AUC (Methods — Meta-analysis; Structure-based repurposing).</w:t>
             </w:r>
           </w:p>
         </w:tc>
@@ -817,7 +912,7 @@
                 <w:i w:val="0"/>
                 <w:sz w:val="18"/>
               </w:rPr>
-              <w:t>Addressed. All data are public GEO accessions (12 codes listed line 129); matrices unified to gene-symbol × sample, log2(CPM+1) (GSE212311 native log2(FPKM+1)) (line 129); human miRNA via Welch+BH and Spearman+BH (line 149). Measurement heterogeneity of the GSE265957 translatome disclosed (lines 131, 140).</w:t>
+              <w:t>Addressed. All data are public GEO accessions (12 codes listed in Methods, Data curation); matrices unified to gene-symbol × sample, log2(CPM+1) (GSE212311 native log2(FPKM+1)); human miRNA via Welch+BH and Spearman+BH. Measurement heterogeneity of the GSE265957 translatome disclosed (Methods — Meta-analysis).</w:t>
             </w:r>
           </w:p>
         </w:tc>
@@ -879,7 +974,7 @@
                 <w:i w:val="0"/>
                 <w:sz w:val="18"/>
               </w:rPr>
-              <w:t>Addressed. Key bias controls: cross-species upper-case harmonisation; direction-consistency filter (K≥3, lines 134); non-circular translation test using the incision contrast as held-out (line 138); pseudoreplication avoided by sample-level pseudobulk only (line 152); docking reverse positive controls + MW-confounder correction (line 155); GSE265957 non-independence disclosed (lines 131, 140).</w:t>
+              <w:t>Addressed. Key bias controls: cross-species upper-case harmonisation; direction-consistency filter (Methods — Meta-analysis); non-circular translation test using the incision contrast as held-out (Methods — Meta-analysis); pseudoreplication avoided by sample-level pseudobulk only (Methods — Single-cell &amp; spatial localisation); docking reverse positive controls + MW-confounder correction (Methods — Structure-based repurposing); GSE265957 non-independence disclosed (Methods — Meta-analysis).</w:t>
             </w:r>
           </w:p>
         </w:tc>
@@ -941,7 +1036,7 @@
                 <w:i w:val="0"/>
                 <w:sz w:val="18"/>
               </w:rPr>
-              <w:t>Addressed. Sample sizes per contrast reported with weights (lines 132, 134): GSE267799 12/8, GSE212311 3/3, GSE278227 14/14, GSE241361 DRG 4/5, GSE265957 D4/D63 2/2; human miRNA n = 60 (line 149). 16,552 genes tested in the six-input meta (line 249).</w:t>
+              <w:t>Addressed. Sample sizes per contrast reported with weights (Methods — Meta-analysis: GSE267799 12/8, GSE212311 3/3, GSE278227 14/14, GSE241361 DRG 4/5, GSE265957 D4/D63 2/2; human miRNA n = 60); 16,552 genes tested in the six-input meta (Results — meta-analysis).</w:t>
             </w:r>
           </w:p>
         </w:tc>
@@ -1003,7 +1098,7 @@
                 <w:i w:val="0"/>
                 <w:sz w:val="18"/>
               </w:rPr>
-              <w:t>Addressed. Continuous: log₂FC, Z, meta_Z, AUC, ρ; categorical: direction (UP/DN), hub membership, set membership. Transformation: log2(CPM+1) (line 129).</w:t>
+              <w:t>Addressed. Continuous: log₂FC, Z, meta_Z, AUC, ρ; categorical: direction (UP/DN), hub membership, set membership. Transformation: log2(CPM+1) (Methods — Data curation).</w:t>
             </w:r>
           </w:p>
         </w:tc>
@@ -1065,7 +1160,7 @@
                 <w:i w:val="0"/>
                 <w:sz w:val="18"/>
               </w:rPr>
-              <w:t>Addressed in detail. Welch t + BH (line 132); Stouffer weighted-Z meta, weight = √(n₁n₂/(n₁+n₂)), consistency = max(n_up,n_dn)/K (lines 132–134); random-effects DerSimonian–Laird sensitivity (line 136); permutation-calibrated gene sets with 2,000 draws (line 143); dual-ML with LODO (line 146); docking MW-correction + likelihood-ratio physicochemical control (lines 154–155); multiple-testing registry (line 158). Software/scripts in public repo (line 217).</w:t>
+              <w:t>Addressed in detail. Welch t + BH (Methods — Meta-analysis); Stouffer weighted-Z meta, weight = √(n₁n₂/(n₁+n₂)), consistency = max(n_up,n_dn)/K (Methods — Meta-analysis); random-effects DerSimonian–Laird sensitivity (Methods — Meta-analysis); permutation-calibrated gene sets with 2,000 draws (Methods — Gene-set statistics); dual-ML with LODO (Methods — Dual-ML hub identification); docking MW-correction + likelihood-ratio physicochemical control (Methods — Structure-based repurposing); multiple-testing registry (Methods — Multiple-testing registry). Scripts in public repo.</w:t>
             </w:r>
           </w:p>
         </w:tc>
@@ -1127,7 +1222,7 @@
                 <w:i w:val="0"/>
                 <w:sz w:val="18"/>
               </w:rPr>
-              <w:t>Partial. Reanalysis flow: 12 datasets decoded → 5 studies/6 contrasts entered the DRG-axis meta (lines 131, 249); 13,208 common genes for ML (line 146); human layer n = 60 (line 149). Primary-cohort participant flow: N/A (primary deposition, GSE158825).</w:t>
+              <w:t>Partial. Reanalysis flow: 12 datasets decoded → 5 studies/6 contrasts entered the DRG-axis meta (Methods — Meta-analysis); 13,208 common genes for ML (Methods — Dual-ML hub identification); human layer n = 60 (Methods — Human miRNA layer). Primary-cohort participant flow: N/A (primary deposition, GSE158825).</w:t>
             </w:r>
           </w:p>
         </w:tc>
@@ -1189,7 +1284,7 @@
                 <w:i w:val="0"/>
                 <w:sz w:val="18"/>
               </w:rPr>
-              <w:t>Addressed at the aggregate genomic level. Gene-set programme magnitudes (Fig. 1, line 231); SCN per-contrast directions (Table 1b, lines 252–257); hub localisation (Figs 3–4, lines 237–241); docking AUCs (Fig. 5, line 244). The human plasma-miRNA layer (GSE158825, n = 60) reports only aggregate set-level permutation statistics (Section 3.4, line 70); no participant-level clinical descriptors are tabulated because the public deposition provides no per-participant covariates beyond case/control status, so item 14 is addressed for the genomic summaries and explicitly not applicable to a participant-level descriptive table.</w:t>
+              <w:t>Addressed at the aggregate genomic level. Gene-set programme magnitudes (Results — gene-set statistics; Fig. 1); SCN per-contrast directions (Results — SCN-channel directions; Table 1b); hub localisation (Results — single-cell/spatial; Figs 3–4); docking AUCs (Results — drug repurposing; Fig. 5). The human plasma-miRNA layer (GSE158825, n = 60) reports only aggregate set-level permutation statistics; no participant-level clinical descriptors are tabulated because the public deposition provides no per-participant covariates beyond case/control status, so item 14 is addressed for the genomic summaries and explicitly not applicable to a participant-level descriptive table.</w:t>
             </w:r>
           </w:p>
         </w:tc>
@@ -1251,7 +1346,7 @@
                 <w:i w:val="0"/>
                 <w:sz w:val="18"/>
               </w:rPr>
-              <w:t>Addressed. Primary outcome of the reanalysis = the locked 4,055-gene core and 35 hubs (lines 249, 262); secondary = docking honest-null verdicts (line 244). Human miRNA layer outcome = pain-phenotype association (p = 0.51 for set-level, line 149).</w:t>
+              <w:t>Addressed. Primary outcome of the reanalysis = the locked 4,055-gene core and 35 hubs (Results — meta-analysis; Results — 35 hub genes); secondary = docking honest-null verdicts (Results — drug repurposing). Human miRNA layer outcome = pain-phenotype association (p = 0.51 for set-level, Methods — Human miRNA layer).</w:t>
             </w:r>
           </w:p>
         </w:tc>
@@ -1313,7 +1408,7 @@
                 <w:i w:val="0"/>
                 <w:sz w:val="18"/>
               </w:rPr>
-              <w:t>Addressed. Results (lines 42–52): coordinated neuroimmune/DAM/complement↑ and OXPHOS↓; 35 hubs; full-library docking null (ADRA2A Tier-1 AUC 0.532, p = 0.118 NS). Bulk-only sensitivity (lines 44, 140, 249).</w:t>
+              <w:t>Addressed. Results (gene-set statistics and meta-analysis): coordinated neuroimmune/DAM/complement↑ and OXPHOS↓; 35 hubs; full-library docking null (ADRA2A full-library AUC 0.532, p = 0.118 NS; Tier-1 (620-drug) subset AUC 0.618 — the breadth flip is the point). Bulk-only sensitivity (Results — bulk-only sensitivity meta-analysis).</w:t>
             </w:r>
           </w:p>
         </w:tc>
@@ -1375,7 +1470,7 @@
                 <w:i w:val="0"/>
                 <w:sz w:val="18"/>
               </w:rPr>
-              <w:t>Addressed. Collapse-sensitivity, bulk-only sensitivity, random-effects sensitivity, non-circular translation test, LODO, target-set bootstrap (lines 136, 138, 140, 146, 249).</w:t>
+              <w:t>Addressed. Collapse-sensitivity, bulk-only sensitivity, random-effects sensitivity, non-circular translation test, LODO, target-set bootstrap (Methods — Meta-analysis; Methods — Dual-ML hub identification; Results — bulk-only sensitivity).</w:t>
             </w:r>
           </w:p>
         </w:tc>
@@ -1437,7 +1532,7 @@
                 <w:i w:val="0"/>
                 <w:sz w:val="18"/>
               </w:rPr>
-              <w:t>Addressed. Discussion/Abstract reframe (lines 14, 20): the axis is framed as a nerve-injury-associated transcriptional response; the incision arm analysed separately as a translation test; docking is an honest null, correcting the "repurposing panacea" narrative.</w:t>
+              <w:t>Addressed. Discussion/Abstract reframe: the axis is framed as a DRG-centred nerve-injury-associated transcriptional response with spinal-cord localisation; the incision arm analysed separately as a translation test; docking is an honest null, correcting the "repurposing panacea" narrative.</w:t>
             </w:r>
           </w:p>
         </w:tc>
@@ -1499,7 +1594,7 @@
                 <w:i w:val="0"/>
                 <w:sz w:val="18"/>
               </w:rPr>
-              <w:t>Addressed extensively. Single-cell pseudoreplication avoided (directional hints only, Methods, Single-cell &amp; spatial localisation); GSE265957 translatome measurement heterogeneity and the 11.4% same-animal weight that makes the fixed-effect SE marginally anti-conservative (Methods, Meta-analysis); ion channels undockable (Methods, Structure-based repurposing); bulk-tissue cellular locus of OXPHOS unresolved (Results); human DRG not directly measured (Results, Hub localisation); the apparent 45.7% 'translatome-dependence' of core membership reframed as a threshold/concordance-count artefact (Methods, Meta-analysis); causal scope disclaimed (Methods, Statistical discipline).</w:t>
+              <w:t>Addressed extensively. Discussion — Limitations: ion channels undockable (silent, not negative, null); human layer is a blood-proxy (n = 60, underpowered); no dataset captures established chronic postsurgical pain (&gt;3 months); DRG-resident macrophages are a recognised neuroimmune sentinel yet bulk-tissue signal cannot resolve microglia from infiltrating macrophages; 35 hubs are a resampling-sensitive candidate set. Methods — Single-cell &amp; spatial localisation (pseudoreplication avoided, directional hints only); Meta-analysis (GSE265957 translatome heterogeneity and the 11.4% same-animal weight that makes the fixed-effect SE marginally anti-conservative); Structure-based repurposing (ion channels undockable); Statistical discipline (causal scope disclaimed).</w:t>
             </w:r>
           </w:p>
         </w:tc>
@@ -1561,7 +1656,7 @@
                 <w:i w:val="0"/>
                 <w:sz w:val="18"/>
               </w:rPr>
-              <w:t>Addressed. Lines 14, 20, 42–52, 161: findings are associations, descriptive "response/programme" language, no causal claim, no therapeutic recommendation.</w:t>
+              <w:t>Addressed. Abstract/Discussion: findings are associations, descriptive "response/programme" language, no causal claim, no therapeutic recommendation.</w:t>
             </w:r>
           </w:p>
         </w:tc>
@@ -1623,7 +1718,7 @@
                 <w:i w:val="0"/>
                 <w:sz w:val="18"/>
               </w:rPr>
-              <w:t>Addressed. Nerve-injury vs incision distinction (lines 14, 20, 44); cross-species (rat + mouse) convergence stated; human-plasma miRNA as a low-yield proxy (line 115 area); CSF/human-DRG congruence noted as mechanistically aligned but not directly measured.</w:t>
+              <w:t>Addressed. Nerve-injury vs incision distinction (Abstract; Results — translation); cross-species (rat + mouse) convergence stated; human-plasma miRNA as a low-yield proxy (Results — human layer); CSF/human-DRG congruence noted as mechanistically aligned but not directly measured (Discussion).</w:t>
             </w:r>
           </w:p>
         </w:tc>
@@ -1685,7 +1780,7 @@
                 <w:i w:val="0"/>
                 <w:sz w:val="18"/>
               </w:rPr>
-              <w:t>Addressed. Funding (line 211): no financial support; analyses conducted as preliminary foundation for a pending Fujian Natural Science Foundation grant that did not fund/influence the present work. Competing interests (line 220) declared.</w:t>
+              <w:t>Addressed. Funding (no financial support; analyses conducted as preliminary foundation for a pending Fujian Natural Science Foundation grant that did not fund/influence the present work). Competing interests declared (pending FJNSF grant lists ADRA2A; stated not to influence).</w:t>
             </w:r>
           </w:p>
         </w:tc>
@@ -1716,7 +1811,7 @@
           <w:i w:val="0"/>
           <w:sz w:val="22"/>
         </w:rPr>
-        <w:t xml:space="preserve"> This manuscript reanalyses GEO accessions GSE267799, GSE212311, GSE278227, GSE241361, GSE265957, GSE158825, GSE222979, GSE216039, GSE328175, GSE246288, GSE306403, GSE325938. All are de-identified public data. The single human observational dataset (GSE158825, n = 60) was IRB-approved and consent-documented by the original depositor; this secondary reanalysis required no further ethics approval (Ethics statement, line 164). No new human participants were recruited and no new biological samples were generated.</w:t>
+        <w:t xml:space="preserve"> This manuscript reanalyses GEO accessions GSE267799, GSE212311, GSE278227, GSE241361, GSE265957, GSE158825, GSE222979, GSE216039, GSE328175, GSE246288, GSE306403, GSE325938. All are de-identified public data. The single human observational dataset (GSE158825, n = 60) was IRB-approved and consent-documented by the original depositor; this secondary reanalysis required no further ethics approval (Ethics statement). No new human participants were recruited and no new biological samples were generated.</w:t>
       </w:r>
     </w:p>
     <w:sectPr>

--- a/submission_pack/STROBE_Checklist.docx
+++ b/submission_pack/STROBE_Checklist.docx
@@ -1346,7 +1346,7 @@
                 <w:i w:val="0"/>
                 <w:sz w:val="18"/>
               </w:rPr>
-              <w:t>Addressed. Primary outcome of the reanalysis = the locked 4,055-gene core and 35 hubs (Results — meta-analysis; Results — 35 hub genes); secondary = docking honest-null verdicts (Results — drug repurposing). Human miRNA layer outcome = pain-phenotype association (p = 0.51 for set-level, Methods — Human miRNA layer).</w:t>
+              <w:t>Addressed. Primary outcome of the reanalysis = the locked 2,750-gene core and 35 hubs (Results — meta-analysis; Results — 35 hub genes); secondary = docking honest-null verdicts (Results — drug repurposing). Human miRNA layer outcome = pain-phenotype association (p = 0.51 for set-level, Methods — Human miRNA layer).</w:t>
             </w:r>
           </w:p>
         </w:tc>
